--- a/klagomål/A 55238-2021 FSC-klagomål.docx
+++ b/klagomål/A 55238-2021 FSC-klagomål.docx
@@ -821,7 +821,7 @@
     <w:r>
       <w:tab/>
       <w:tab/>
-      <w:t>2026-06-18</w:t>
+      <w:t>2026-06-19</w:t>
       <w:br/>
       <w:br/>
     </w:r>

--- a/klagomål/A 55238-2021 FSC-klagomål.docx
+++ b/klagomål/A 55238-2021 FSC-klagomål.docx
@@ -821,7 +821,7 @@
     <w:r>
       <w:tab/>
       <w:tab/>
-      <w:t>2026-06-19</w:t>
+      <w:t>2026-06-20</w:t>
       <w:br/>
       <w:br/>
     </w:r>

--- a/klagomål/A 55238-2021 FSC-klagomål.docx
+++ b/klagomål/A 55238-2021 FSC-klagomål.docx
@@ -168,38 +168,7 @@
     </w:p>
     <w:p>
       <w:r>
-        <w:t>Detta dokument behandlar höga naturvärden i avverkningsanmälan A 55238-2021 i Härjedalens kommun som inkom 2021-10-06 och omfattar 2,2 ha.</w:t>
-      </w:r>
-    </w:p>
-    <w:p>
-      <w:r>
-        <w:t>Nedan presenteras fynd av naturvårdsarter och fridlysta arter som gjorts i det avverkningsanmälda området, samt relevanta utdrag ur standarderna för FSC, Chain of Custody, Controlled Wood och PEFC. I BILAGA 1 finns artfakta om fridlysta arter.</w:t>
-      </w:r>
-    </w:p>
-    <w:p>
-      <w:r>
-        <w:t>Vi förväntar oss att ni återkommer med ett skriftligt svar på vårt klagomål och även beskriver vilka korrigerande åtgärder ni satt in för att rätta till identifierade brister i er efterlevnad av den svenska FSC standarden.</w:t>
-      </w:r>
-    </w:p>
-    <w:p>
-      <w:pPr>
-        <w:pStyle w:val="Heading1"/>
-      </w:pPr>
-      <w:r>
-        <w:t>Naturvårdsarter</w:t>
-      </w:r>
-    </w:p>
-    <w:p>
-      <w:r>
-        <w:t>Inom 13 meter från avverkningsanmälan har följande 3 naturvårdsarter hittats: varglavsknöl (VU), duvhök (NT, §4) och varglav (NT, §8). Av dessa är 3 rödlistade. För rödlistade arter har rödlistekategorin angivits inom parentes. För fridlysta arter anges även paragrafen i Artskyddsförordningen som arten är fridlyst enligt.</w:t>
-      </w:r>
-    </w:p>
-    <w:p>
-      <w:r>
-        <w:t>De påträffade naturvårdsarterna är ett tydligt kvitto på att det rör sig om en skog med höga naturvärden.</w:t>
-      </w:r>
-      <w:r>
-        <w:t xml:space="preserve"> I Figur 1 visas fyndplatser för naturvårdsarter i området, som finns registrerade på Artportalen.</w:t>
+        <w:t>Detta klagomål behandlar höga naturvärden i avverkningsanmälan A 55238-2021 i Härjedalens kommun som inkom 2021-10-06 och omfattar 2,2 ha.</w:t>
       </w:r>
     </w:p>
     <w:p>
@@ -209,7 +178,7 @@
       <w:r>
         <w:drawing>
           <wp:inline xmlns:a="http://schemas.openxmlformats.org/drawingml/2006/main" xmlns:pic="http://schemas.openxmlformats.org/drawingml/2006/picture">
-            <wp:extent cx="5216540" cy="5688000"/>
+            <wp:extent cx="5249556" cy="5724000"/>
             <wp:docPr id="1" name="Picture 1"/>
             <wp:cNvGraphicFramePr>
               <a:graphicFrameLocks noChangeAspect="1"/>
@@ -230,7 +199,7 @@
                   <pic:spPr>
                     <a:xfrm>
                       <a:off x="0" y="0"/>
-                      <a:ext cx="5216540" cy="5688000"/>
+                      <a:ext cx="5249556" cy="5724000"/>
                     </a:xfrm>
                     <a:prstGeom prst="rect"/>
                   </pic:spPr>
@@ -247,34 +216,46 @@
         <w:spacing w:after="240"/>
       </w:pPr>
       <w:r>
-        <w:t>Figur 1. Fyndplatser för naturvårdsarter inom 13 meter från avverkningsanmälan (röd linje). Markörer utan svart kant är placerade på fyndplatsen. Markörer med svart kant är placerade vid sidan av fyndplatsen och har ett svart streck som visar fyndplatsens exakta position. Kartans mittpunktskoordinat är N 6918882, E 372554 i SWEREF 99 TM.</w:t>
+        <w:t>Figur 1. Fyndplatser för naturvårdsarter inom 13 meter från avverkningsanmälan. Markörer utan svart kant är placerade på fyndplatsen. Markörer med svart kant är placerade vid sidan av fyndplatsen har ett svart streck som visar fyndplatsens exakta position. Kartans mittpunktskoordinat är N 6918882, E 372554 i SWEREF 99 TM.</w:t>
+      </w:r>
+    </w:p>
+    <w:p>
+      <w:r>
+        <w:t>Inom 13 meter från avverkningsanmälan finns fynd av 3 naturvårdsarter, varav 3 är rödlistade och 2 är fridlysta: varglavsknöl (VU), duvhök (NT, §4) och varglav (NT, §8). Se Figur 1.</w:t>
+      </w:r>
+    </w:p>
+    <w:p>
+      <w:r>
+        <w:t>Nedan presenteras relevanta utdrag ur standarderna för FSC, Chain of Custody, Controlled Wood och PEFC.</w:t>
+      </w:r>
+    </w:p>
+    <w:p>
+      <w:r>
+        <w:t>Vi förväntar oss att ni återkommer med ett skriftligt svar på vårt klagomål och även beskriver vilka korrigerande åtgärder ni satt in för att rätta till identifierade brister i er efterlevnad av den svenska FSC standarden.</w:t>
       </w:r>
     </w:p>
     <w:p>
       <w:pPr>
-        <w:pStyle w:val="Heading2"/>
+        <w:pStyle w:val="Heading1"/>
       </w:pPr>
       <w:r>
-        <w:t>Fridlysta arter</w:t>
+        <w:t>Naturvårdsarter och fridlysta arter</w:t>
       </w:r>
     </w:p>
     <w:p>
       <w:r>
-        <w:t>Följande fridlysta arter har sina livsmiljöer och växtplatser i den avverkningsanmälda skogen: duvhök (NT, §4) och varglav (NT, §8).</w:t>
+        <w:t>Nedan följer beskrivningar av de naturvårdsarter och fridlysta arter som har sina livsmiljöer och växtplatser i den avverkningsanmälda skogen. Se även ytterligare artfakta i BILAGA 1. De påträffade naturvårdsarterna är ett tydligt kvitto på att det rör sig om en skog med höga naturvärden.</w:t>
       </w:r>
     </w:p>
     <w:p>
       <w:r>
-        <w:t xml:space="preserve">Observera att medlemsländerna är skyldiga att agera i enlighet med EU:s fågeldirektiv där det uttryckligen står att direktivet gäller för fåglar samt för deras ägg, bon och </w:t>
-      </w:r>
-      <w:r>
         <w:rPr>
           <w:b/>
         </w:rPr>
-        <w:t xml:space="preserve">livsmiljöer </w:t>
+        <w:t>Varglavsknöl (VU)</w:t>
       </w:r>
       <w:r>
-        <w:t>(artikel 1). Vidare att de åtgärder som vidtas inte får leda till en försämring av den nuvarande situationen beträffande bevarandet av de fågelarter som avses i artikel 1 (artikel 13). Fågeldirektivet är styrande för tillsynsansvariga myndigheters ärendehantering, ställningstaganden och beslutsfattande.</w:t>
+        <w:t xml:space="preserve"> är en parasitisk svamp som sällsynt kan hittas på bålen av den fridlysta och rödlistade värdarten varglav (NT, §8).  Varglavsknöl är avsevärt ovanligare än värdarten och har bara hittats på lokaler med riklig förekomst av varglav. Skogsbruksåtgärder på eller i närheten av växtplatserna måste undvikas (SLU Artdatabanken, 2024).</w:t>
       </w:r>
     </w:p>
     <w:p>
@@ -297,30 +278,6 @@
       </w:r>
       <w:r>
         <w:t xml:space="preserve"> växer på gammal, torr, hård ved, främst på torrakor och högstubbar av tall i öppna lägen, främst på myrar och i myrkanter. Lämpliga torrakor nyskapas praktiskt taget inte alls. Arten är placerad högst upp i Skogsstyrelsens värdepyramid för bedömning av skog med höga naturvärden och är fridlyst enligt 8 § artskyddsförordningen. Tidigare fanns varglav även på ved i kulturlandskapet men den har nästan helt försvunnit från denna miljö. På lokaler med riklig förekomst av varglav kan man hitta den sällsynta lavparasiten varglavsknöl (VU), som är knuten till varglav (SLU Artdatabanken, 2024; Nitare &amp; Skogsstyrelsen, 2019).</w:t>
-      </w:r>
-    </w:p>
-    <w:p>
-      <w:r>
-        <w:t>I BILAGA 1 finns mer detaljerad information om ekologi samt krav på livsmiljö hos fridlysta arter.</w:t>
-      </w:r>
-    </w:p>
-    <w:p>
-      <w:pPr>
-        <w:pStyle w:val="Heading2"/>
-      </w:pPr>
-      <w:r>
-        <w:t>Övriga naturvårdsarter</w:t>
-      </w:r>
-    </w:p>
-    <w:p>
-      <w:r>
-        <w:rPr>
-          <w:b/>
-        </w:rPr>
-        <w:t>Varglavsknöl (VU)</w:t>
-      </w:r>
-      <w:r>
-        <w:t xml:space="preserve"> är en parasitisk svamp som sällsynt kan hittas på bålen av den fridlysta och rödlistade värdarten varglav (NT, §8).  Varglavsknöl är avsevärt ovanligare än värdarten och har bara hittats på lokaler med riklig förekomst av varglav. Skogsbruksåtgärder på eller i närheten av växtplatserna måste undvikas (SLU Artdatabanken, 2024).</w:t>
       </w:r>
     </w:p>
     <w:p>
@@ -821,7 +778,7 @@
     <w:r>
       <w:tab/>
       <w:tab/>
-      <w:t>2026-06-20</w:t>
+      <w:t>2026-06-21</w:t>
       <w:br/>
       <w:br/>
     </w:r>

--- a/klagomål/A 55238-2021 FSC-klagomål.docx
+++ b/klagomål/A 55238-2021 FSC-klagomål.docx
@@ -778,7 +778,7 @@
     <w:r>
       <w:tab/>
       <w:tab/>
-      <w:t>2026-06-21</w:t>
+      <w:t>2026-06-22</w:t>
       <w:br/>
       <w:br/>
     </w:r>

--- a/klagomål/A 55238-2021 FSC-klagomål.docx
+++ b/klagomål/A 55238-2021 FSC-klagomål.docx
@@ -778,7 +778,7 @@
     <w:r>
       <w:tab/>
       <w:tab/>
-      <w:t>2026-06-22</w:t>
+      <w:t>2026-06-23</w:t>
       <w:br/>
       <w:br/>
     </w:r>

--- a/klagomål/A 55238-2021 FSC-klagomål.docx
+++ b/klagomål/A 55238-2021 FSC-klagomål.docx
@@ -778,7 +778,7 @@
     <w:r>
       <w:tab/>
       <w:tab/>
-      <w:t>2026-06-23</w:t>
+      <w:t>2026-06-24</w:t>
       <w:br/>
       <w:br/>
     </w:r>

--- a/klagomål/A 55238-2021 FSC-klagomål.docx
+++ b/klagomål/A 55238-2021 FSC-klagomål.docx
@@ -778,7 +778,7 @@
     <w:r>
       <w:tab/>
       <w:tab/>
-      <w:t>2026-06-24</w:t>
+      <w:t>2026-06-25</w:t>
       <w:br/>
       <w:br/>
     </w:r>

--- a/klagomål/A 55238-2021 FSC-klagomål.docx
+++ b/klagomål/A 55238-2021 FSC-klagomål.docx
@@ -778,7 +778,7 @@
     <w:r>
       <w:tab/>
       <w:tab/>
-      <w:t>2026-06-25</w:t>
+      <w:t>2026-06-26</w:t>
       <w:br/>
       <w:br/>
     </w:r>

--- a/klagomål/A 55238-2021 FSC-klagomål.docx
+++ b/klagomål/A 55238-2021 FSC-klagomål.docx
@@ -778,7 +778,7 @@
     <w:r>
       <w:tab/>
       <w:tab/>
-      <w:t>2026-06-26</w:t>
+      <w:t>2026-06-27</w:t>
       <w:br/>
       <w:br/>
     </w:r>

--- a/klagomål/A 55238-2021 FSC-klagomål.docx
+++ b/klagomål/A 55238-2021 FSC-klagomål.docx
@@ -778,7 +778,7 @@
     <w:r>
       <w:tab/>
       <w:tab/>
-      <w:t>2026-06-27</w:t>
+      <w:t>2026-06-28</w:t>
       <w:br/>
       <w:br/>
     </w:r>

--- a/klagomål/A 55238-2021 FSC-klagomål.docx
+++ b/klagomål/A 55238-2021 FSC-klagomål.docx
@@ -778,7 +778,7 @@
     <w:r>
       <w:tab/>
       <w:tab/>
-      <w:t>2026-06-28</w:t>
+      <w:t>2026-06-29</w:t>
       <w:br/>
       <w:br/>
     </w:r>

--- a/klagomål/A 55238-2021 FSC-klagomål.docx
+++ b/klagomål/A 55238-2021 FSC-klagomål.docx
@@ -778,7 +778,7 @@
     <w:r>
       <w:tab/>
       <w:tab/>
-      <w:t>2026-06-29</w:t>
+      <w:t>2026-06-30</w:t>
       <w:br/>
       <w:br/>
     </w:r>

--- a/klagomål/A 55238-2021 FSC-klagomål.docx
+++ b/klagomål/A 55238-2021 FSC-klagomål.docx
@@ -778,7 +778,7 @@
     <w:r>
       <w:tab/>
       <w:tab/>
-      <w:t>2026-06-30</w:t>
+      <w:t>2026-07-01</w:t>
       <w:br/>
       <w:br/>
     </w:r>

--- a/klagomål/A 55238-2021 FSC-klagomål.docx
+++ b/klagomål/A 55238-2021 FSC-klagomål.docx
@@ -778,7 +778,7 @@
     <w:r>
       <w:tab/>
       <w:tab/>
-      <w:t>2026-07-01</w:t>
+      <w:t>2026-07-02</w:t>
       <w:br/>
       <w:br/>
     </w:r>

--- a/klagomål/A 55238-2021 FSC-klagomål.docx
+++ b/klagomål/A 55238-2021 FSC-klagomål.docx
@@ -778,7 +778,7 @@
     <w:r>
       <w:tab/>
       <w:tab/>
-      <w:t>2026-07-13</w:t>
+      <w:t>2026-07-14</w:t>
       <w:br/>
       <w:br/>
     </w:r>

--- a/klagomål/A 55238-2021 FSC-klagomål.docx
+++ b/klagomål/A 55238-2021 FSC-klagomål.docx
@@ -778,7 +778,7 @@
     <w:r>
       <w:tab/>
       <w:tab/>
-      <w:t>2026-07-14</w:t>
+      <w:t>2026-07-15</w:t>
       <w:br/>
       <w:br/>
     </w:r>

--- a/klagomål/A 55238-2021 FSC-klagomål.docx
+++ b/klagomål/A 55238-2021 FSC-klagomål.docx
@@ -778,7 +778,7 @@
     <w:r>
       <w:tab/>
       <w:tab/>
-      <w:t>2026-07-15</w:t>
+      <w:t>2026-07-16</w:t>
       <w:br/>
       <w:br/>
     </w:r>

--- a/klagomål/A 55238-2021 FSC-klagomål.docx
+++ b/klagomål/A 55238-2021 FSC-klagomål.docx
@@ -778,7 +778,7 @@
     <w:r>
       <w:tab/>
       <w:tab/>
-      <w:t>2026-07-16</w:t>
+      <w:t>2026-07-17</w:t>
       <w:br/>
       <w:br/>
     </w:r>

--- a/klagomål/A 55238-2021 FSC-klagomål.docx
+++ b/klagomål/A 55238-2021 FSC-klagomål.docx
@@ -778,7 +778,7 @@
     <w:r>
       <w:tab/>
       <w:tab/>
-      <w:t>2026-07-17</w:t>
+      <w:t>2026-07-18</w:t>
       <w:br/>
       <w:br/>
     </w:r>

--- a/klagomål/A 55238-2021 FSC-klagomål.docx
+++ b/klagomål/A 55238-2021 FSC-klagomål.docx
@@ -778,7 +778,7 @@
     <w:r>
       <w:tab/>
       <w:tab/>
-      <w:t>2026-07-18</w:t>
+      <w:t>2026-07-19</w:t>
       <w:br/>
       <w:br/>
     </w:r>

--- a/klagomål/A 55238-2021 FSC-klagomål.docx
+++ b/klagomål/A 55238-2021 FSC-klagomål.docx
@@ -778,7 +778,7 @@
     <w:r>
       <w:tab/>
       <w:tab/>
-      <w:t>2026-07-19</w:t>
+      <w:t>2026-07-20</w:t>
       <w:br/>
       <w:br/>
     </w:r>

--- a/klagomål/A 55238-2021 FSC-klagomål.docx
+++ b/klagomål/A 55238-2021 FSC-klagomål.docx
@@ -778,7 +778,7 @@
     <w:r>
       <w:tab/>
       <w:tab/>
-      <w:t>2026-07-20</w:t>
+      <w:t>2026-07-21</w:t>
       <w:br/>
       <w:br/>
     </w:r>

--- a/klagomål/A 55238-2021 FSC-klagomål.docx
+++ b/klagomål/A 55238-2021 FSC-klagomål.docx
@@ -778,7 +778,7 @@
     <w:r>
       <w:tab/>
       <w:tab/>
-      <w:t>2026-07-21</w:t>
+      <w:t>2026-07-22</w:t>
       <w:br/>
       <w:br/>
     </w:r>

--- a/klagomål/A 55238-2021 FSC-klagomål.docx
+++ b/klagomål/A 55238-2021 FSC-klagomål.docx
@@ -778,7 +778,7 @@
     <w:r>
       <w:tab/>
       <w:tab/>
-      <w:t>2026-07-22</w:t>
+      <w:t>2026-07-23</w:t>
       <w:br/>
       <w:br/>
     </w:r>

--- a/klagomål/A 55238-2021 FSC-klagomål.docx
+++ b/klagomål/A 55238-2021 FSC-klagomål.docx
@@ -778,7 +778,7 @@
     <w:r>
       <w:tab/>
       <w:tab/>
-      <w:t>2026-07-23</w:t>
+      <w:t>2026-07-24</w:t>
       <w:br/>
       <w:br/>
     </w:r>

--- a/klagomål/A 55238-2021 FSC-klagomål.docx
+++ b/klagomål/A 55238-2021 FSC-klagomål.docx
@@ -778,7 +778,7 @@
     <w:r>
       <w:tab/>
       <w:tab/>
-      <w:t>2026-07-24</w:t>
+      <w:t>2026-07-25</w:t>
       <w:br/>
       <w:br/>
     </w:r>

--- a/klagomål/A 55238-2021 FSC-klagomål.docx
+++ b/klagomål/A 55238-2021 FSC-klagomål.docx
@@ -778,7 +778,7 @@
     <w:r>
       <w:tab/>
       <w:tab/>
-      <w:t>2026-07-25</w:t>
+      <w:t>2026-07-26</w:t>
       <w:br/>
       <w:br/>
     </w:r>

--- a/klagomål/A 55238-2021 FSC-klagomål.docx
+++ b/klagomål/A 55238-2021 FSC-klagomål.docx
@@ -778,7 +778,7 @@
     <w:r>
       <w:tab/>
       <w:tab/>
-      <w:t>2026-07-26</w:t>
+      <w:t>2026-07-27</w:t>
       <w:br/>
       <w:br/>
     </w:r>

--- a/klagomål/A 55238-2021 FSC-klagomål.docx
+++ b/klagomål/A 55238-2021 FSC-klagomål.docx
@@ -778,7 +778,7 @@
     <w:r>
       <w:tab/>
       <w:tab/>
-      <w:t>2026-07-27</w:t>
+      <w:t>2026-07-28</w:t>
       <w:br/>
       <w:br/>
     </w:r>

--- a/klagomål/A 55238-2021 FSC-klagomål.docx
+++ b/klagomål/A 55238-2021 FSC-klagomål.docx
@@ -778,7 +778,7 @@
     <w:r>
       <w:tab/>
       <w:tab/>
-      <w:t>2026-07-28</w:t>
+      <w:t>2026-07-29</w:t>
       <w:br/>
       <w:br/>
     </w:r>

--- a/klagomål/A 55238-2021 FSC-klagomål.docx
+++ b/klagomål/A 55238-2021 FSC-klagomål.docx
@@ -778,7 +778,7 @@
     <w:r>
       <w:tab/>
       <w:tab/>
-      <w:t>2026-07-29</w:t>
+      <w:t>2026-07-30</w:t>
       <w:br/>
       <w:br/>
     </w:r>

--- a/klagomål/A 55238-2021 FSC-klagomål.docx
+++ b/klagomål/A 55238-2021 FSC-klagomål.docx
@@ -778,7 +778,7 @@
     <w:r>
       <w:tab/>
       <w:tab/>
-      <w:t>2026-07-30</w:t>
+      <w:t>2026-07-31</w:t>
       <w:br/>
       <w:br/>
     </w:r>

--- a/klagomål/A 55238-2021 FSC-klagomål.docx
+++ b/klagomål/A 55238-2021 FSC-klagomål.docx
@@ -778,7 +778,7 @@
     <w:r>
       <w:tab/>
       <w:tab/>
-      <w:t>2026-07-31</w:t>
+      <w:t>2026-08-01</w:t>
       <w:br/>
       <w:br/>
     </w:r>

--- a/klagomål/A 55238-2021 FSC-klagomål.docx
+++ b/klagomål/A 55238-2021 FSC-klagomål.docx
@@ -778,7 +778,7 @@
     <w:r>
       <w:tab/>
       <w:tab/>
-      <w:t>2026-08-01</w:t>
+      <w:t>2026-08-02</w:t>
       <w:br/>
       <w:br/>
     </w:r>

--- a/klagomål/A 55238-2021 FSC-klagomål.docx
+++ b/klagomål/A 55238-2021 FSC-klagomål.docx
@@ -778,7 +778,7 @@
     <w:r>
       <w:tab/>
       <w:tab/>
-      <w:t>2026-08-02</w:t>
+      <w:t>2026-08-03</w:t>
       <w:br/>
       <w:br/>
     </w:r>

--- a/klagomål/A 55238-2021 FSC-klagomål.docx
+++ b/klagomål/A 55238-2021 FSC-klagomål.docx
@@ -778,7 +778,7 @@
     <w:r>
       <w:tab/>
       <w:tab/>
-      <w:t>2026-08-03</w:t>
+      <w:t>2026-08-05</w:t>
       <w:br/>
       <w:br/>
     </w:r>

--- a/klagomål/A 55238-2021 FSC-klagomål.docx
+++ b/klagomål/A 55238-2021 FSC-klagomål.docx
@@ -778,7 +778,7 @@
     <w:r>
       <w:tab/>
       <w:tab/>
-      <w:t>2026-08-05</w:t>
+      <w:t>2026-08-07</w:t>
       <w:br/>
       <w:br/>
     </w:r>

--- a/klagomål/A 55238-2021 FSC-klagomål.docx
+++ b/klagomål/A 55238-2021 FSC-klagomål.docx
@@ -778,7 +778,7 @@
     <w:r>
       <w:tab/>
       <w:tab/>
-      <w:t>2026-08-07</w:t>
+      <w:t>2026-08-08</w:t>
       <w:br/>
       <w:br/>
     </w:r>

--- a/klagomål/A 55238-2021 FSC-klagomål.docx
+++ b/klagomål/A 55238-2021 FSC-klagomål.docx
@@ -216,7 +216,7 @@
         <w:spacing w:after="240"/>
       </w:pPr>
       <w:r>
-        <w:t>Figur 1. Fyndplatser för naturvårdsarter inom 13 meter från avverkningsanmälan. Markörer utan svart kant är placerade på fyndplatsen. Markörer med svart kant är placerade vid sidan av fyndplatsen har ett svart streck som visar fyndplatsens exakta position. Kartans mittpunktskoordinat är N 6918882, E 372554 i SWEREF 99 TM.</w:t>
+        <w:t>Figur 1. Fyndplatser för naturvårdsarter inom 13 meter från avverkningsanmälan. Markörer utan svart kant är placerade på fyndplatsen. Markörer med svart kant är placerade vid sidan av fyndplatsen och har ett svart streck som visar fyndplatsens exakta position. Kartans mittpunktskoordinat är N 6918882, E 372554 i SWEREF 99 TM.</w:t>
       </w:r>
     </w:p>
     <w:p>
@@ -778,7 +778,7 @@
     <w:r>
       <w:tab/>
       <w:tab/>
-      <w:t>2026-08-14</w:t>
+      <w:t>2026-08-15</w:t>
       <w:br/>
       <w:br/>
     </w:r>

--- a/klagomål/A 55238-2021 FSC-klagomål.docx
+++ b/klagomål/A 55238-2021 FSC-klagomål.docx
@@ -778,7 +778,7 @@
     <w:r>
       <w:tab/>
       <w:tab/>
-      <w:t>2026-08-15</w:t>
+      <w:t>2026-08-16</w:t>
       <w:br/>
       <w:br/>
     </w:r>

--- a/klagomål/A 55238-2021 FSC-klagomål.docx
+++ b/klagomål/A 55238-2021 FSC-klagomål.docx
@@ -778,7 +778,7 @@
     <w:r>
       <w:tab/>
       <w:tab/>
-      <w:t>2026-08-16</w:t>
+      <w:t>2026-08-17</w:t>
       <w:br/>
       <w:br/>
     </w:r>

--- a/klagomål/A 55238-2021 FSC-klagomål.docx
+++ b/klagomål/A 55238-2021 FSC-klagomål.docx
@@ -778,7 +778,7 @@
     <w:r>
       <w:tab/>
       <w:tab/>
-      <w:t>2026-08-17</w:t>
+      <w:t>2026-08-18</w:t>
       <w:br/>
       <w:br/>
     </w:r>

--- a/klagomål/A 55238-2021 FSC-klagomål.docx
+++ b/klagomål/A 55238-2021 FSC-klagomål.docx
@@ -778,7 +778,7 @@
     <w:r>
       <w:tab/>
       <w:tab/>
-      <w:t>2026-08-18</w:t>
+      <w:t>2026-08-19</w:t>
       <w:br/>
       <w:br/>
     </w:r>

--- a/klagomål/A 55238-2021 FSC-klagomål.docx
+++ b/klagomål/A 55238-2021 FSC-klagomål.docx
@@ -778,7 +778,7 @@
     <w:r>
       <w:tab/>
       <w:tab/>
-      <w:t>2026-08-19</w:t>
+      <w:t>2026-08-20</w:t>
       <w:br/>
       <w:br/>
     </w:r>

--- a/klagomål/A 55238-2021 FSC-klagomål.docx
+++ b/klagomål/A 55238-2021 FSC-klagomål.docx
@@ -778,7 +778,7 @@
     <w:r>
       <w:tab/>
       <w:tab/>
-      <w:t>2026-08-20</w:t>
+      <w:t>2026-08-21</w:t>
       <w:br/>
       <w:br/>
     </w:r>

--- a/klagomål/A 55238-2021 FSC-klagomål.docx
+++ b/klagomål/A 55238-2021 FSC-klagomål.docx
@@ -778,7 +778,7 @@
     <w:r>
       <w:tab/>
       <w:tab/>
-      <w:t>2026-08-21</w:t>
+      <w:t>2026-08-22</w:t>
       <w:br/>
       <w:br/>
     </w:r>

--- a/klagomål/A 55238-2021 FSC-klagomål.docx
+++ b/klagomål/A 55238-2021 FSC-klagomål.docx
@@ -778,7 +778,7 @@
     <w:r>
       <w:tab/>
       <w:tab/>
-      <w:t>2026-08-22</w:t>
+      <w:t>2026-08-23</w:t>
       <w:br/>
       <w:br/>
     </w:r>

--- a/klagomål/A 55238-2021 FSC-klagomål.docx
+++ b/klagomål/A 55238-2021 FSC-klagomål.docx
@@ -778,7 +778,7 @@
     <w:r>
       <w:tab/>
       <w:tab/>
-      <w:t>2026-08-23</w:t>
+      <w:t>2026-08-24</w:t>
       <w:br/>
       <w:br/>
     </w:r>

--- a/klagomål/A 55238-2021 FSC-klagomål.docx
+++ b/klagomål/A 55238-2021 FSC-klagomål.docx
@@ -778,7 +778,7 @@
     <w:r>
       <w:tab/>
       <w:tab/>
-      <w:t>2026-08-24</w:t>
+      <w:t>2026-08-25</w:t>
       <w:br/>
       <w:br/>
     </w:r>

--- a/klagomål/A 55238-2021 FSC-klagomål.docx
+++ b/klagomål/A 55238-2021 FSC-klagomål.docx
@@ -778,7 +778,7 @@
     <w:r>
       <w:tab/>
       <w:tab/>
-      <w:t>2026-08-25</w:t>
+      <w:t>2026-08-26</w:t>
       <w:br/>
       <w:br/>
     </w:r>

--- a/klagomål/A 55238-2021 FSC-klagomål.docx
+++ b/klagomål/A 55238-2021 FSC-klagomål.docx
@@ -778,7 +778,7 @@
     <w:r>
       <w:tab/>
       <w:tab/>
-      <w:t>2026-08-26</w:t>
+      <w:t>2026-08-27</w:t>
       <w:br/>
       <w:br/>
     </w:r>

--- a/klagomål/A 55238-2021 FSC-klagomål.docx
+++ b/klagomål/A 55238-2021 FSC-klagomål.docx
@@ -778,7 +778,7 @@
     <w:r>
       <w:tab/>
       <w:tab/>
-      <w:t>2026-08-27</w:t>
+      <w:t>2026-08-28</w:t>
       <w:br/>
       <w:br/>
     </w:r>

--- a/klagomål/A 55238-2021 FSC-klagomål.docx
+++ b/klagomål/A 55238-2021 FSC-klagomål.docx
@@ -778,7 +778,7 @@
     <w:r>
       <w:tab/>
       <w:tab/>
-      <w:t>2026-08-28</w:t>
+      <w:t>2026-08-29</w:t>
       <w:br/>
       <w:br/>
     </w:r>

--- a/klagomål/A 55238-2021 FSC-klagomål.docx
+++ b/klagomål/A 55238-2021 FSC-klagomål.docx
@@ -778,7 +778,7 @@
     <w:r>
       <w:tab/>
       <w:tab/>
-      <w:t>2026-08-29</w:t>
+      <w:t>2026-08-31</w:t>
       <w:br/>
       <w:br/>
     </w:r>

--- a/klagomål/A 55238-2021 FSC-klagomål.docx
+++ b/klagomål/A 55238-2021 FSC-klagomål.docx
@@ -778,7 +778,7 @@
     <w:r>
       <w:tab/>
       <w:tab/>
-      <w:t>2026-08-31</w:t>
+      <w:t>2026-09-01</w:t>
       <w:br/>
       <w:br/>
     </w:r>

--- a/klagomål/A 55238-2021 FSC-klagomål.docx
+++ b/klagomål/A 55238-2021 FSC-klagomål.docx
@@ -778,7 +778,7 @@
     <w:r>
       <w:tab/>
       <w:tab/>
-      <w:t>2026-09-01</w:t>
+      <w:t>2026-09-02</w:t>
       <w:br/>
       <w:br/>
     </w:r>

--- a/klagomål/A 55238-2021 FSC-klagomål.docx
+++ b/klagomål/A 55238-2021 FSC-klagomål.docx
@@ -778,7 +778,7 @@
     <w:r>
       <w:tab/>
       <w:tab/>
-      <w:t>2026-09-02</w:t>
+      <w:t>2026-09-03</w:t>
       <w:br/>
       <w:br/>
     </w:r>

--- a/klagomål/A 55238-2021 FSC-klagomål.docx
+++ b/klagomål/A 55238-2021 FSC-klagomål.docx
@@ -778,7 +778,7 @@
     <w:r>
       <w:tab/>
       <w:tab/>
-      <w:t>2026-09-03</w:t>
+      <w:t>2026-09-04</w:t>
       <w:br/>
       <w:br/>
     </w:r>

--- a/klagomål/A 55238-2021 FSC-klagomål.docx
+++ b/klagomål/A 55238-2021 FSC-klagomål.docx
@@ -778,7 +778,7 @@
     <w:r>
       <w:tab/>
       <w:tab/>
-      <w:t>2026-09-04</w:t>
+      <w:t>2026-09-05</w:t>
       <w:br/>
       <w:br/>
     </w:r>

--- a/klagomål/A 55238-2021 FSC-klagomål.docx
+++ b/klagomål/A 55238-2021 FSC-klagomål.docx
@@ -778,7 +778,7 @@
     <w:r>
       <w:tab/>
       <w:tab/>
-      <w:t>2026-09-05</w:t>
+      <w:t>2026-09-06</w:t>
       <w:br/>
       <w:br/>
     </w:r>

--- a/klagomål/A 55238-2021 FSC-klagomål.docx
+++ b/klagomål/A 55238-2021 FSC-klagomål.docx
@@ -778,7 +778,7 @@
     <w:r>
       <w:tab/>
       <w:tab/>
-      <w:t>2026-09-06</w:t>
+      <w:t>2026-09-07</w:t>
       <w:br/>
       <w:br/>
     </w:r>

--- a/klagomål/A 55238-2021 FSC-klagomål.docx
+++ b/klagomål/A 55238-2021 FSC-klagomål.docx
@@ -778,7 +778,7 @@
     <w:r>
       <w:tab/>
       <w:tab/>
-      <w:t>2026-09-07</w:t>
+      <w:t>2026-09-08</w:t>
       <w:br/>
       <w:br/>
     </w:r>

--- a/klagomål/A 55238-2021 FSC-klagomål.docx
+++ b/klagomål/A 55238-2021 FSC-klagomål.docx
@@ -778,7 +778,7 @@
     <w:r>
       <w:tab/>
       <w:tab/>
-      <w:t>2026-09-08</w:t>
+      <w:t>2026-09-09</w:t>
       <w:br/>
       <w:br/>
     </w:r>

--- a/klagomål/A 55238-2021 FSC-klagomål.docx
+++ b/klagomål/A 55238-2021 FSC-klagomål.docx
@@ -778,7 +778,7 @@
     <w:r>
       <w:tab/>
       <w:tab/>
-      <w:t>2026-09-09</w:t>
+      <w:t>2026-09-10</w:t>
       <w:br/>
       <w:br/>
     </w:r>

--- a/klagomål/A 55238-2021 FSC-klagomål.docx
+++ b/klagomål/A 55238-2021 FSC-klagomål.docx
@@ -778,7 +778,7 @@
     <w:r>
       <w:tab/>
       <w:tab/>
-      <w:t>2026-09-10</w:t>
+      <w:t>2026-09-11</w:t>
       <w:br/>
       <w:br/>
     </w:r>

--- a/klagomål/A 55238-2021 FSC-klagomål.docx
+++ b/klagomål/A 55238-2021 FSC-klagomål.docx
@@ -778,7 +778,7 @@
     <w:r>
       <w:tab/>
       <w:tab/>
-      <w:t>2026-09-11</w:t>
+      <w:t>2026-09-12</w:t>
       <w:br/>
       <w:br/>
     </w:r>

--- a/klagomål/A 55238-2021 FSC-klagomål.docx
+++ b/klagomål/A 55238-2021 FSC-klagomål.docx
@@ -778,7 +778,7 @@
     <w:r>
       <w:tab/>
       <w:tab/>
-      <w:t>2026-09-12</w:t>
+      <w:t>2026-09-13</w:t>
       <w:br/>
       <w:br/>
     </w:r>
